--- a/Files/01 - Bereshis/04 - Vayairah/5784/Vayairah 5784.docx
+++ b/Files/01 - Bereshis/04 - Vayairah/5784/Vayairah 5784.docx
@@ -920,7 +920,7 @@
       </w:r>
       <w:proofErr w:type="gramStart"/>
       <w:r>
-        <w:t>a</w:t>
+        <w:t xml:space="preserve">a </w:t>
       </w:r>
       <w:r>
         <w:rPr>
@@ -1392,7 +1392,7 @@
       </w:r>
       <w:proofErr w:type="gramStart"/>
       <w:r>
-        <w:t>us</w:t>
+        <w:t xml:space="preserve">us </w:t>
       </w:r>
       <w:r>
         <w:rPr>

--- a/Files/01 - Bereshis/04 - Vayairah/5784/Vayairah 5784.docx
+++ b/Files/01 - Bereshis/04 - Vayairah/5784/Vayairah 5784.docx
@@ -788,7 +788,7 @@
         <w:rPr>
           <w:rtl/>
         </w:rPr>
-        <w:t>קושיא</w:t>
+        <w:t>קשיא</w:t>
       </w:r>
       <w:r>
         <w:t xml:space="preserve">: Why would the </w:t>

--- a/Files/01 - Bereshis/04 - Vayairah/5784/Vayairah 5784.docx
+++ b/Files/01 - Bereshis/04 - Vayairah/5784/Vayairah 5784.docx
@@ -7,13 +7,8 @@
         <w:pStyle w:val="NormalWeb"/>
         <w:jc w:val="center"/>
       </w:pPr>
-      <w:proofErr w:type="spellStart"/>
-      <w:r>
-        <w:t>Vayairah</w:t>
-      </w:r>
-      <w:proofErr w:type="spellEnd"/>
-      <w:r>
-        <w:t xml:space="preserve"> 5784</w:t>
+      <w:r>
+        <w:t>Vayairah 5784</w:t>
       </w:r>
     </w:p>
     <w:p>
@@ -337,7 +332,7 @@
     <w:p>
       <w:pPr>
         <w:pStyle w:val="NormalWeb"/>
-        <w:jc w:val="right"/>
+        <w:jc w:val="both"/>
       </w:pPr>
       <w:r>
         <w:rPr>
@@ -668,15 +663,10 @@
         </w:rPr>
       </w:pPr>
       <w:r>
-        <w:t xml:space="preserve">The Vilna </w:t>
-      </w:r>
-      <w:proofErr w:type="spellStart"/>
-      <w:r>
-        <w:t>Gaon</w:t>
-      </w:r>
-      <w:proofErr w:type="spellEnd"/>
-      <w:r>
-        <w:t xml:space="preserve"> points out that there’</w:t>
+        <w:t>The Vilna Gaon points out that there</w:t>
+      </w:r>
+      <w:r>
+        <w:t>’</w:t>
       </w:r>
       <w:r>
         <w:t xml:space="preserve">s a massive difference between the first calling of the </w:t>
@@ -836,15 +826,7 @@
         <w:t>מלאך</w:t>
       </w:r>
       <w:r>
-        <w:t xml:space="preserve">? </w:t>
-      </w:r>
-      <w:proofErr w:type="gramStart"/>
-      <w:r>
-        <w:t>Certainly not.</w:t>
-      </w:r>
-      <w:proofErr w:type="gramEnd"/>
-      <w:r>
-        <w:t xml:space="preserve"> How could the </w:t>
+        <w:t xml:space="preserve">? Certainly not. How could the </w:t>
       </w:r>
       <w:r>
         <w:rPr>
@@ -916,11 +898,7 @@
         <w:t>מצוה</w:t>
       </w:r>
       <w:r>
-        <w:t xml:space="preserve"> itself. What qualities contribute to </w:t>
-      </w:r>
-      <w:proofErr w:type="gramStart"/>
-      <w:r>
-        <w:t xml:space="preserve">a </w:t>
+        <w:t xml:space="preserve"> itself. What qualities contribute to a</w:t>
       </w:r>
       <w:r>
         <w:rPr>
@@ -931,7 +909,6 @@
       <w:r>
         <w:t>?</w:t>
       </w:r>
-      <w:proofErr w:type="gramEnd"/>
       <w:r>
         <w:t xml:space="preserve"> </w:t>
       </w:r>
@@ -1008,11 +985,7 @@
         <w:t>אברהם אבינו</w:t>
       </w:r>
       <w:r>
-        <w:t xml:space="preserve"> now? </w:t>
-      </w:r>
-      <w:proofErr w:type="gramStart"/>
-      <w:r>
-        <w:t xml:space="preserve">The </w:t>
+        <w:t xml:space="preserve"> now? The </w:t>
       </w:r>
       <w:r>
         <w:rPr>
@@ -1039,11 +1012,7 @@
         <w:t>עקדה</w:t>
       </w:r>
       <w:r>
-        <w:t>.</w:t>
-      </w:r>
-      <w:proofErr w:type="gramEnd"/>
-      <w:r>
-        <w:t xml:space="preserve"> It is this </w:t>
+        <w:t xml:space="preserve">. It is this </w:t>
       </w:r>
       <w:r>
         <w:rPr>
@@ -1184,13 +1153,7 @@
         <w:rPr>
           <w:rtl/>
         </w:rPr>
-        <w:t>מצ</w:t>
-      </w:r>
-      <w:r>
-        <w:rPr>
-          <w:rtl/>
-        </w:rPr>
-        <w:t>ות</w:t>
+        <w:t>מצוות</w:t>
       </w:r>
       <w:r>
         <w:t xml:space="preserve">, we should invest in them to elevate their quality. The </w:t>
@@ -1208,13 +1171,7 @@
         <w:rPr>
           <w:rtl/>
         </w:rPr>
-        <w:t>מצ</w:t>
-      </w:r>
-      <w:r>
-        <w:rPr>
-          <w:rtl/>
-        </w:rPr>
-        <w:t>ות</w:t>
+        <w:t>מצוות</w:t>
       </w:r>
       <w:r>
         <w:t xml:space="preserve"> reflects the greatness of our achievements. If we put more </w:t>
@@ -1259,13 +1216,7 @@
         <w:rPr>
           <w:rtl/>
         </w:rPr>
-        <w:t>מצ</w:t>
-      </w:r>
-      <w:r>
-        <w:rPr>
-          <w:rtl/>
-        </w:rPr>
-        <w:t>ות</w:t>
+        <w:t>מצוות</w:t>
       </w:r>
       <w:r>
         <w:t xml:space="preserve"> create a </w:t>
@@ -1298,7 +1249,7 @@
         <w:rPr>
           <w:rtl/>
         </w:rPr>
-        <w:t>מצות</w:t>
+        <w:t>מצוות</w:t>
       </w:r>
       <w:r>
         <w:t>.</w:t>
@@ -1313,13 +1264,7 @@
         <w:rPr>
           <w:rtl/>
         </w:rPr>
-        <w:t>מצו</w:t>
-      </w:r>
-      <w:r>
-        <w:rPr>
-          <w:rtl/>
-        </w:rPr>
-        <w:t>ת</w:t>
+        <w:t>מצוות</w:t>
       </w:r>
       <w:r>
         <w:t xml:space="preserve"> should express our deep </w:t>
@@ -1370,13 +1315,7 @@
         <w:rPr>
           <w:rtl/>
         </w:rPr>
-        <w:t>מצ</w:t>
-      </w:r>
-      <w:r>
-        <w:rPr>
-          <w:rtl/>
-        </w:rPr>
-        <w:t>ות</w:t>
+        <w:t>מצוות</w:t>
       </w:r>
       <w:r>
         <w:t xml:space="preserve">, may </w:t>
@@ -1388,11 +1327,7 @@
         <w:t>הקדוש ברוך הוא</w:t>
       </w:r>
       <w:r>
-        <w:t xml:space="preserve"> grant </w:t>
-      </w:r>
-      <w:proofErr w:type="gramStart"/>
-      <w:r>
-        <w:t xml:space="preserve">us </w:t>
+        <w:t xml:space="preserve"> grant us</w:t>
       </w:r>
       <w:r>
         <w:rPr>
@@ -1401,11 +1336,7 @@
         <w:t xml:space="preserve">ישועות </w:t>
       </w:r>
       <w:r>
-        <w:t>,</w:t>
-      </w:r>
-      <w:proofErr w:type="gramEnd"/>
-      <w:r>
-        <w:t xml:space="preserve"> </w:t>
+        <w:t xml:space="preserve">, </w:t>
       </w:r>
       <w:r>
         <w:rPr>

--- a/Files/01 - Bereshis/04 - Vayairah/5784/Vayairah 5784.docx
+++ b/Files/01 - Bereshis/04 - Vayairah/5784/Vayairah 5784.docx
@@ -898,7 +898,7 @@
         <w:t>מצוה</w:t>
       </w:r>
       <w:r>
-        <w:t xml:space="preserve"> itself. What qualities contribute to a</w:t>
+        <w:t xml:space="preserve"> itself. What qualities contribute to a </w:t>
       </w:r>
       <w:r>
         <w:rPr>
@@ -1327,7 +1327,7 @@
         <w:t>הקדוש ברוך הוא</w:t>
       </w:r>
       <w:r>
-        <w:t xml:space="preserve"> grant us</w:t>
+        <w:t xml:space="preserve"> grant us </w:t>
       </w:r>
       <w:r>
         <w:rPr>
